--- a/CSResumeLatest.docx
+++ b/CSResumeLatest.docx
@@ -2,7 +2,7 @@
 <file path=word/document.xml><?xml version="1.0" encoding="utf-8"?>
 <w:document xmlns:w="http://schemas.openxmlformats.org/wordprocessingml/2006/main" xmlns:m="http://schemas.openxmlformats.org/officeDocument/2006/math" xmlns:r="http://schemas.openxmlformats.org/officeDocument/2006/relationships" xmlns:o="urn:schemas-microsoft-com:office:office" xmlns:v="urn:schemas-microsoft-com:vml" xmlns:w10="urn:schemas-microsoft-com:office:word" xmlns:a="http://schemas.openxmlformats.org/drawingml/2006/main" xmlns:pic="http://schemas.openxmlformats.org/drawingml/2006/picture" xmlns:wp="http://schemas.openxmlformats.org/drawingml/2006/wordprocessingDrawing">
   <w:body>
-    <w:bookmarkStart w:id="34" w:name="X4295b542e8dd28cea9e5c41b1d4ab1b9fef2eed"/>
+    <w:bookmarkStart w:id="35" w:name="X59d815d0c0a84af5b33410ef8cff41be9cc08d1"/>
     <w:p>
       <w:pPr>
         <w:pStyle w:val="Heading1"/>
@@ -18,7 +18,7 @@
         <w:t xml:space="preserve"> </w:t>
       </w:r>
       <w:r>
-        <w:t xml:space="preserve">- Senior Software Engineer</w:t>
+        <w:t xml:space="preserve">- Software Engineer &amp; Systems Architect</w:t>
       </w:r>
     </w:p>
     <w:p>
@@ -47,11 +47,11 @@
         <w:pStyle w:val="FirstParagraph"/>
       </w:pPr>
       <w:r>
-        <w:t xml:space="preserve">Passionate software engineer with 9 years of experience spanning the full software development lifecycle. Specializing in full-stack development with a proven ability to adapt to any technology stack encountered. My experience ranges from customer-facing dashboards to auto-scaling microservice infrastructures, demonstrating versatility across diverse project types. I thrive at the forefront of technology, excelling in contexts that require innovative solutions. My approach emphasizes comprehensive requirement gathering, consistent communication, and robust documentation practices to ensure efficient and reliable software delivery. Driven to take on larger greenfield projects while mentoring the next generation of engineers.</w:t>
+        <w:t xml:space="preserve">Software engineer and systems architect, experienced in building and scaling infrastructure platforms across startups and Fortune 500 companies. Founder of Nya, an open-source self-hosted PaaS built in Rust — the culmination of a career spent observing how infrastructure platforms succeed and fail at scale. Specializes in platform architecture, infrastructure automation, and full-stack delivery. Driven by a belief that developers and creators deserve ownership over their own infrastructure.</w:t>
       </w:r>
     </w:p>
     <w:bookmarkEnd w:id="20"/>
-    <w:bookmarkStart w:id="21" w:name="core-skills"/>
+    <w:bookmarkStart w:id="22" w:name="core-skills"/>
     <w:p>
       <w:pPr>
         <w:pStyle w:val="Heading2"/>
@@ -60,379 +60,180 @@
         <w:t xml:space="preserve">Core Skills</w:t>
       </w:r>
     </w:p>
-    <w:tbl>
-      <w:tblPr>
-        <w:tblStyle w:val="Table"/>
-        <w:tblW w:type="pct" w:w="5000"/>
-        <w:tblLook w:firstRow="1" w:lastRow="0" w:firstColumn="0" w:lastColumn="0" w:noHBand="0" w:noVBand="0" w:val="0020"/>
-        <w:jc w:val="start"/>
-      </w:tblPr>
-      <w:tblGrid>
-        <w:gridCol w:w="2112"/>
-        <w:gridCol w:w="5808"/>
-      </w:tblGrid>
-      <w:tr>
-        <w:trPr>
-          <w:tblHeader w:val="true"/>
-        </w:trPr>
-        <w:tc>
-          <w:tcPr/>
-          <w:p>
-            <w:pPr>
-              <w:pStyle w:val="Compact"/>
-              <w:jc w:val="left"/>
-            </w:pPr>
-            <w:r>
-              <w:t xml:space="preserve">Area</w:t>
-            </w:r>
-          </w:p>
-        </w:tc>
-        <w:tc>
-          <w:tcPr/>
-          <w:p>
-            <w:pPr>
-              <w:pStyle w:val="Compact"/>
-              <w:jc w:val="left"/>
-            </w:pPr>
-            <w:r>
-              <w:t xml:space="preserve">Technologies</w:t>
-            </w:r>
-          </w:p>
-        </w:tc>
-      </w:tr>
-      <w:tr>
-        <w:tc>
-          <w:tcPr/>
-          <w:p>
-            <w:pPr>
-              <w:pStyle w:val="Compact"/>
-              <w:jc w:val="left"/>
-            </w:pPr>
-            <w:r>
-              <w:rPr>
-                <w:bCs/>
-                <w:b/>
-              </w:rPr>
-              <w:t xml:space="preserve">Application and Web Development</w:t>
-            </w:r>
-          </w:p>
-        </w:tc>
-        <w:tc>
-          <w:tcPr/>
-          <w:p>
-            <w:pPr>
-              <w:pStyle w:val="Compact"/>
-              <w:jc w:val="left"/>
-            </w:pPr>
-            <w:r>
-              <w:t xml:space="preserve">C# &amp; Dotnet, Node.JS &amp; Typescript, React.JS, Vue &amp; Nuxt.JS, Python, GraphQL, JQuery, SASS</w:t>
-            </w:r>
-          </w:p>
-        </w:tc>
-      </w:tr>
-      <w:tr>
-        <w:tc>
-          <w:tcPr/>
-          <w:p>
-            <w:pPr>
-              <w:pStyle w:val="Compact"/>
-              <w:jc w:val="left"/>
-            </w:pPr>
-            <w:r>
-              <w:rPr>
-                <w:bCs/>
-                <w:b/>
-              </w:rPr>
-              <w:t xml:space="preserve">Cloud Infrastructure</w:t>
-            </w:r>
-          </w:p>
-        </w:tc>
-        <w:tc>
-          <w:tcPr/>
-          <w:p>
-            <w:pPr>
-              <w:pStyle w:val="Compact"/>
-              <w:jc w:val="left"/>
-            </w:pPr>
-            <w:r>
-              <w:t xml:space="preserve">AWS, Terraform, IAM, Serverless Framework</w:t>
-            </w:r>
-          </w:p>
-        </w:tc>
-      </w:tr>
-      <w:tr>
-        <w:tc>
-          <w:tcPr/>
-          <w:p>
-            <w:pPr>
-              <w:pStyle w:val="Compact"/>
-              <w:jc w:val="left"/>
-            </w:pPr>
-            <w:r>
-              <w:rPr>
-                <w:bCs/>
-                <w:b/>
-              </w:rPr>
-              <w:t xml:space="preserve">Compute Infrastructure and Tooling</w:t>
-            </w:r>
-          </w:p>
-        </w:tc>
-        <w:tc>
-          <w:tcPr/>
-          <w:p>
-            <w:pPr>
-              <w:pStyle w:val="Compact"/>
-              <w:jc w:val="left"/>
-            </w:pPr>
-            <w:r>
-              <w:t xml:space="preserve">Docker, ECR, ECS, Lambda, EC2, Kubernetes, Helm, Heroku, Aptible, Firebase, ACR, ACI, ArgoCD</w:t>
-            </w:r>
-          </w:p>
-        </w:tc>
-      </w:tr>
-      <w:tr>
-        <w:tc>
-          <w:tcPr/>
-          <w:p>
-            <w:pPr>
-              <w:pStyle w:val="Compact"/>
-              <w:jc w:val="left"/>
-            </w:pPr>
-            <w:r>
-              <w:rPr>
-                <w:bCs/>
-                <w:b/>
-              </w:rPr>
-              <w:t xml:space="preserve">Software and 3P Integration</w:t>
-            </w:r>
-          </w:p>
-        </w:tc>
-        <w:tc>
-          <w:tcPr/>
-          <w:p>
-            <w:pPr>
-              <w:pStyle w:val="Compact"/>
-              <w:jc w:val="left"/>
-            </w:pPr>
-            <w:r>
-              <w:t xml:space="preserve">SNS, SQS, Stripe, Airtable, Canva, Gmail, Contentful, FFMPEG, Google API, Infor, Mailchimp, Quickbooks, Monday.com, Meta Business Suite</w:t>
-            </w:r>
-          </w:p>
-        </w:tc>
-      </w:tr>
-      <w:tr>
-        <w:tc>
-          <w:tcPr/>
-          <w:p>
-            <w:pPr>
-              <w:pStyle w:val="Compact"/>
-              <w:jc w:val="left"/>
-            </w:pPr>
-            <w:r>
-              <w:rPr>
-                <w:bCs/>
-                <w:b/>
-              </w:rPr>
-              <w:t xml:space="preserve">Data Storage</w:t>
-            </w:r>
-          </w:p>
-        </w:tc>
-        <w:tc>
-          <w:tcPr/>
-          <w:p>
-            <w:pPr>
-              <w:pStyle w:val="Compact"/>
-              <w:jc w:val="left"/>
-            </w:pPr>
-            <w:r>
-              <w:t xml:space="preserve">S3, SQL Server, MongoDB, Postgres, RDS, DynamoDb</w:t>
-            </w:r>
-          </w:p>
-        </w:tc>
-      </w:tr>
-      <w:tr>
-        <w:tc>
-          <w:tcPr/>
-          <w:p>
-            <w:pPr>
-              <w:pStyle w:val="Compact"/>
-              <w:jc w:val="left"/>
-            </w:pPr>
-            <w:r>
-              <w:rPr>
-                <w:bCs/>
-                <w:b/>
-              </w:rPr>
-              <w:t xml:space="preserve">Automation and Configurations</w:t>
-            </w:r>
-          </w:p>
-        </w:tc>
-        <w:tc>
-          <w:tcPr/>
-          <w:p>
-            <w:pPr>
-              <w:pStyle w:val="Compact"/>
-              <w:jc w:val="left"/>
-            </w:pPr>
-            <w:r>
-              <w:t xml:space="preserve">YAML, CodeBuild, CodePipeline, Github Actions, CircleCI, Spacelift, Secrets Manager, Parameter Store, Jenkins</w:t>
-            </w:r>
-          </w:p>
-        </w:tc>
-      </w:tr>
-      <w:tr>
-        <w:tc>
-          <w:tcPr/>
-          <w:p>
-            <w:pPr>
-              <w:pStyle w:val="Compact"/>
-              <w:jc w:val="left"/>
-            </w:pPr>
-            <w:r>
-              <w:rPr>
-                <w:bCs/>
-                <w:b/>
-              </w:rPr>
-              <w:t xml:space="preserve">Testing Frameworks</w:t>
-            </w:r>
-          </w:p>
-        </w:tc>
-        <w:tc>
-          <w:tcPr/>
-          <w:p>
-            <w:pPr>
-              <w:pStyle w:val="Compact"/>
-              <w:jc w:val="left"/>
-            </w:pPr>
-            <w:r>
-              <w:t xml:space="preserve">Jest, Puppeteer, Artillery, XUnit, SpecFlow, Gatling</w:t>
-            </w:r>
-          </w:p>
-        </w:tc>
-      </w:tr>
-      <w:tr>
-        <w:tc>
-          <w:tcPr/>
-          <w:p>
-            <w:pPr>
-              <w:pStyle w:val="Compact"/>
-              <w:jc w:val="left"/>
-            </w:pPr>
-            <w:r>
-              <w:rPr>
-                <w:bCs/>
-                <w:b/>
-              </w:rPr>
-              <w:t xml:space="preserve">Networking</w:t>
-            </w:r>
-          </w:p>
-        </w:tc>
-        <w:tc>
-          <w:tcPr/>
-          <w:p>
-            <w:pPr>
-              <w:pStyle w:val="Compact"/>
-              <w:jc w:val="left"/>
-            </w:pPr>
-            <w:r>
-              <w:t xml:space="preserve">Route53, Cloudflare, Cloudfront, VPC, NGINX</w:t>
-            </w:r>
-          </w:p>
-        </w:tc>
-      </w:tr>
-      <w:tr>
-        <w:tc>
-          <w:tcPr/>
-          <w:p>
-            <w:pPr>
-              <w:pStyle w:val="Compact"/>
-              <w:jc w:val="left"/>
-            </w:pPr>
-            <w:r>
-              <w:rPr>
-                <w:bCs/>
-                <w:b/>
-              </w:rPr>
-              <w:t xml:space="preserve">Scripting</w:t>
-            </w:r>
-          </w:p>
-        </w:tc>
-        <w:tc>
-          <w:tcPr/>
-          <w:p>
-            <w:pPr>
-              <w:pStyle w:val="Compact"/>
-              <w:jc w:val="left"/>
-            </w:pPr>
-            <w:r>
-              <w:t xml:space="preserve">Python, Bash, Git</w:t>
-            </w:r>
-          </w:p>
-        </w:tc>
-      </w:tr>
-      <w:tr>
-        <w:tc>
-          <w:tcPr/>
-          <w:p>
-            <w:pPr>
-              <w:pStyle w:val="Compact"/>
-              <w:jc w:val="left"/>
-            </w:pPr>
-            <w:r>
-              <w:rPr>
-                <w:bCs/>
-                <w:b/>
-              </w:rPr>
-              <w:t xml:space="preserve">Monitoring and Alerting</w:t>
-            </w:r>
-          </w:p>
-        </w:tc>
-        <w:tc>
-          <w:tcPr/>
-          <w:p>
-            <w:pPr>
-              <w:pStyle w:val="Compact"/>
-              <w:jc w:val="left"/>
-            </w:pPr>
-            <w:r>
-              <w:t xml:space="preserve">Splunk, Wavefront, New Relic, Opsgenie, CloudWatch, Sentry, Google Analytics</w:t>
-            </w:r>
-          </w:p>
-        </w:tc>
-      </w:tr>
-      <w:tr>
-        <w:tc>
-          <w:tcPr/>
-          <w:p>
-            <w:pPr>
-              <w:pStyle w:val="Compact"/>
-              <w:jc w:val="left"/>
-            </w:pPr>
-            <w:r>
-              <w:rPr>
-                <w:bCs/>
-                <w:b/>
-              </w:rPr>
-              <w:t xml:space="preserve">Project Tracking and Documentation</w:t>
-            </w:r>
-          </w:p>
-        </w:tc>
-        <w:tc>
-          <w:tcPr/>
-          <w:p>
-            <w:pPr>
-              <w:pStyle w:val="Compact"/>
-              <w:jc w:val="left"/>
-            </w:pPr>
-            <w:r>
-              <w:t xml:space="preserve">Jira, Confluence, Notion, LucidChart</w:t>
-            </w:r>
-          </w:p>
-        </w:tc>
-      </w:tr>
-    </w:tbl>
+    <w:bookmarkStart w:id="21" w:name="languages-and-frameworks"/>
+    <w:p>
+      <w:pPr>
+        <w:pStyle w:val="Heading4"/>
+      </w:pPr>
+      <w:r>
+        <w:t xml:space="preserve">Languages and Frameworks</w:t>
+      </w:r>
+    </w:p>
+    <w:p>
+      <w:pPr>
+        <w:numPr>
+          <w:ilvl w:val="0"/>
+          <w:numId w:val="1001"/>
+        </w:numPr>
+        <w:pStyle w:val="Compact"/>
+      </w:pPr>
+      <w:r>
+        <w:t xml:space="preserve">Rust, Typescript, React, C#, Vue, Python, GraphQL, Node</w:t>
+      </w:r>
+      <w:r>
+        <w:t xml:space="preserve"> </w:t>
+      </w:r>
+      <w:r>
+        <w:t xml:space="preserve">#### Infrastructure and DevOps</w:t>
+      </w:r>
+    </w:p>
+    <w:p>
+      <w:pPr>
+        <w:numPr>
+          <w:ilvl w:val="0"/>
+          <w:numId w:val="1001"/>
+        </w:numPr>
+        <w:pStyle w:val="Compact"/>
+      </w:pPr>
+      <w:r>
+        <w:t xml:space="preserve">Kubernetes, K3s, Helm, Docker, Terraform, MetalLB, BIND9, NGINX, GitHub Actions, Jenkins, ArgoCD, CircleCi</w:t>
+      </w:r>
+      <w:r>
+        <w:t xml:space="preserve"> </w:t>
+      </w:r>
+      <w:r>
+        <w:t xml:space="preserve">#### Cloud</w:t>
+      </w:r>
+    </w:p>
+    <w:p>
+      <w:pPr>
+        <w:numPr>
+          <w:ilvl w:val="0"/>
+          <w:numId w:val="1001"/>
+        </w:numPr>
+        <w:pStyle w:val="Compact"/>
+      </w:pPr>
+      <w:r>
+        <w:t xml:space="preserve">AWS (EC2, ECS, ECR, IAM, S3, CloudFront, CodeBuild, CodePipeline, Lambda, SNS, SQS, Secrets Manager, Parameter Store, RDS, VPC, CloudWatch)</w:t>
+      </w:r>
+    </w:p>
+    <w:p>
+      <w:pPr>
+        <w:numPr>
+          <w:ilvl w:val="0"/>
+          <w:numId w:val="1001"/>
+        </w:numPr>
+        <w:pStyle w:val="Compact"/>
+      </w:pPr>
+      <w:r>
+        <w:t xml:space="preserve">GCP (Cloud Run, OAuth, Firebase, Service Accounts)</w:t>
+      </w:r>
+    </w:p>
+    <w:p>
+      <w:pPr>
+        <w:numPr>
+          <w:ilvl w:val="0"/>
+          <w:numId w:val="1001"/>
+        </w:numPr>
+        <w:pStyle w:val="Compact"/>
+      </w:pPr>
+      <w:r>
+        <w:t xml:space="preserve">Azure (ACR, ACI)</w:t>
+      </w:r>
+      <w:r>
+        <w:t xml:space="preserve"> </w:t>
+      </w:r>
+      <w:r>
+        <w:t xml:space="preserve">#### Data</w:t>
+      </w:r>
+    </w:p>
+    <w:p>
+      <w:pPr>
+        <w:numPr>
+          <w:ilvl w:val="0"/>
+          <w:numId w:val="1001"/>
+        </w:numPr>
+        <w:pStyle w:val="Compact"/>
+      </w:pPr>
+      <w:r>
+        <w:t xml:space="preserve">PostgreSQL, DynamoDb, MongoDb, SQL Server</w:t>
+      </w:r>
+      <w:r>
+        <w:t xml:space="preserve"> </w:t>
+      </w:r>
+      <w:r>
+        <w:t xml:space="preserve">#### Networking</w:t>
+      </w:r>
+    </w:p>
+    <w:p>
+      <w:pPr>
+        <w:numPr>
+          <w:ilvl w:val="0"/>
+          <w:numId w:val="1001"/>
+        </w:numPr>
+        <w:pStyle w:val="Compact"/>
+      </w:pPr>
+      <w:r>
+        <w:t xml:space="preserve">Cloudflare, Route53</w:t>
+      </w:r>
+      <w:r>
+        <w:t xml:space="preserve"> </w:t>
+      </w:r>
+      <w:r>
+        <w:t xml:space="preserve">#### Automation, Configuration, and Scripting</w:t>
+      </w:r>
+    </w:p>
+    <w:p>
+      <w:pPr>
+        <w:numPr>
+          <w:ilvl w:val="0"/>
+          <w:numId w:val="1001"/>
+        </w:numPr>
+        <w:pStyle w:val="Compact"/>
+      </w:pPr>
+      <w:r>
+        <w:t xml:space="preserve">JSON, YAML, Git, Bash</w:t>
+      </w:r>
+      <w:r>
+        <w:t xml:space="preserve"> </w:t>
+      </w:r>
+      <w:r>
+        <w:t xml:space="preserve">#### Observability</w:t>
+      </w:r>
+    </w:p>
+    <w:p>
+      <w:pPr>
+        <w:numPr>
+          <w:ilvl w:val="0"/>
+          <w:numId w:val="1001"/>
+        </w:numPr>
+        <w:pStyle w:val="Compact"/>
+      </w:pPr>
+      <w:r>
+        <w:t xml:space="preserve">Splunk, Wavefront, New Relic, Opsgenie, Sentry, PagerDuty</w:t>
+      </w:r>
+      <w:r>
+        <w:t xml:space="preserve"> </w:t>
+      </w:r>
+      <w:r>
+        <w:t xml:space="preserve">#### Testing</w:t>
+      </w:r>
+    </w:p>
+    <w:p>
+      <w:pPr>
+        <w:numPr>
+          <w:ilvl w:val="0"/>
+          <w:numId w:val="1001"/>
+        </w:numPr>
+        <w:pStyle w:val="Compact"/>
+      </w:pPr>
+      <w:r>
+        <w:t xml:space="preserve">Jest, Artillery, XUnit</w:t>
+      </w:r>
+    </w:p>
     <w:bookmarkEnd w:id="21"/>
-    <w:bookmarkStart w:id="22" w:name="education"/>
+    <w:bookmarkEnd w:id="22"/>
+    <w:bookmarkStart w:id="23" w:name="education"/>
     <w:p>
       <w:pPr>
         <w:pStyle w:val="Heading2"/>
@@ -477,8 +278,8 @@
         <w:t xml:space="preserve">Tennessee State University</w:t>
       </w:r>
     </w:p>
-    <w:bookmarkEnd w:id="22"/>
-    <w:bookmarkStart w:id="33" w:name="professional-experience"/>
+    <w:bookmarkEnd w:id="23"/>
+    <w:bookmarkStart w:id="34" w:name="professional-experience"/>
     <w:p>
       <w:pPr>
         <w:pStyle w:val="Heading2"/>
@@ -487,21 +288,142 @@
         <w:t xml:space="preserve">Professional Experience</w:t>
       </w:r>
     </w:p>
-    <w:bookmarkStart w:id="24" w:name="Xa1d250529023e434130a9e3984d3d1b6fd0d977"/>
+    <w:bookmarkStart w:id="25" w:name="X645aea6c9fa54b68de11ab7eb734bd5789aa959"/>
     <w:p>
       <w:pPr>
         <w:pStyle w:val="Heading3"/>
       </w:pPr>
       <w:r>
-        <w:t xml:space="preserve">Senior Software Engineer, Intuit Data Exchange(IDX) @ Intuit (Engineer II)</w:t>
-      </w:r>
-    </w:p>
-    <w:bookmarkStart w:id="23" w:name="june-2024-present"/>
+        <w:t xml:space="preserve">Founder and Lead Architect @ Nya (Open Source)</w:t>
+      </w:r>
+    </w:p>
+    <w:bookmarkStart w:id="24" w:name="dec-2024---present"/>
     <w:p>
       <w:pPr>
         <w:pStyle w:val="Heading4"/>
       </w:pPr>
       <w:r>
+        <w:t xml:space="preserve">Dec 2024 - present</w:t>
+      </w:r>
+    </w:p>
+    <w:p>
+      <w:pPr>
+        <w:pStyle w:val="FirstParagraph"/>
+      </w:pPr>
+      <w:r>
+        <w:t xml:space="preserve">(https://github.com/CYBRSMTH/nya)</w:t>
+      </w:r>
+    </w:p>
+    <w:p>
+      <w:pPr>
+        <w:numPr>
+          <w:ilvl w:val="0"/>
+          <w:numId w:val="1002"/>
+        </w:numPr>
+        <w:pStyle w:val="Compact"/>
+      </w:pPr>
+      <w:r>
+        <w:t xml:space="preserve">Designed and built an open-source self-hosted PaaS CLI in Rust, wrapping K3s, MetalLB, BIND9, Helm, and nginx-ingress into a single provisioning command.</w:t>
+      </w:r>
+    </w:p>
+    <w:p>
+      <w:pPr>
+        <w:numPr>
+          <w:ilvl w:val="0"/>
+          <w:numId w:val="1002"/>
+        </w:numPr>
+        <w:pStyle w:val="Compact"/>
+      </w:pPr>
+      <w:r>
+        <w:t xml:space="preserve">Engineered custom scaffolding application framework that provides an</w:t>
+      </w:r>
+      <w:r>
+        <w:t xml:space="preserve"> </w:t>
+      </w:r>
+      <w:r>
+        <w:t xml:space="preserve">“</w:t>
+      </w:r>
+      <w:r>
+        <w:t xml:space="preserve">on-rails</w:t>
+      </w:r>
+      <w:r>
+        <w:t xml:space="preserve">”</w:t>
+      </w:r>
+      <w:r>
+        <w:t xml:space="preserve"> </w:t>
+      </w:r>
+      <w:r>
+        <w:t xml:space="preserve">experience for platform level development.</w:t>
+      </w:r>
+      <w:r>
+        <w:br/>
+      </w:r>
+    </w:p>
+    <w:p>
+      <w:pPr>
+        <w:numPr>
+          <w:ilvl w:val="0"/>
+          <w:numId w:val="1002"/>
+        </w:numPr>
+        <w:pStyle w:val="Compact"/>
+      </w:pPr>
+      <w:r>
+        <w:t xml:space="preserve">Replaced Ansible with direct SSH orchestration and eliminated a major external dependency.</w:t>
+      </w:r>
+    </w:p>
+    <w:p>
+      <w:pPr>
+        <w:numPr>
+          <w:ilvl w:val="0"/>
+          <w:numId w:val="1002"/>
+        </w:numPr>
+        <w:pStyle w:val="Compact"/>
+      </w:pPr>
+      <w:r>
+        <w:t xml:space="preserve">Architected an event-driven async runtime using Tokio, Arc-based session sharing, CancellationToken, and TaskTracker for safe concurrent SSH task execution across multi-node clusters.</w:t>
+      </w:r>
+    </w:p>
+    <w:p>
+      <w:pPr>
+        <w:numPr>
+          <w:ilvl w:val="0"/>
+          <w:numId w:val="1002"/>
+        </w:numPr>
+        <w:pStyle w:val="Compact"/>
+      </w:pPr>
+      <w:r>
+        <w:t xml:space="preserve">Made key systems design decisions including compile-time script embedding, Tera templating, and a prelude pattern to reduce cross-module boilerplate</w:t>
+      </w:r>
+    </w:p>
+    <w:p>
+      <w:pPr>
+        <w:numPr>
+          <w:ilvl w:val="0"/>
+          <w:numId w:val="1002"/>
+        </w:numPr>
+        <w:pStyle w:val="Compact"/>
+      </w:pPr>
+      <w:r>
+        <w:t xml:space="preserve">Published to crates.io as nya_cloud; soft-launched publicly on GitHub and Bluesky with an active issue backlog and contribution guidelines.</w:t>
+      </w:r>
+    </w:p>
+    <w:bookmarkEnd w:id="24"/>
+    <w:bookmarkEnd w:id="25"/>
+    <w:bookmarkStart w:id="27" w:name="X5c55dc8bda89a87d931944d08c77252f529cf5e"/>
+    <w:p>
+      <w:pPr>
+        <w:pStyle w:val="Heading3"/>
+      </w:pPr>
+      <w:r>
+        <w:t xml:space="preserve">Senior Software Engineer, Intuit Data Exchange(IDX) @ Intuit</w:t>
+      </w:r>
+    </w:p>
+    <w:bookmarkStart w:id="26" w:name="june-2024-present"/>
+    <w:p>
+      <w:pPr>
+        <w:pStyle w:val="Heading4"/>
+      </w:pPr>
+      <w:r>
         <w:t xml:space="preserve">June 2024 – present</w:t>
       </w:r>
     </w:p>
@@ -509,77 +431,101 @@
       <w:pPr>
         <w:numPr>
           <w:ilvl w:val="0"/>
-          <w:numId w:val="1001"/>
-        </w:numPr>
-        <w:pStyle w:val="Compact"/>
-      </w:pPr>
-      <w:r>
-        <w:t xml:space="preserve">Led or contributed to 5 successful third-party integration efforts, becoming the primary point of contact and subject matter expert across product teams.</w:t>
-      </w:r>
-    </w:p>
-    <w:p>
-      <w:pPr>
-        <w:numPr>
-          <w:ilvl w:val="0"/>
-          <w:numId w:val="1001"/>
-        </w:numPr>
-        <w:pStyle w:val="Compact"/>
-      </w:pPr>
-      <w:r>
-        <w:t xml:space="preserve">Created and maintained internal documentation in DevPortal, reducing integration implementation time by over 50%.</w:t>
-      </w:r>
-    </w:p>
-    <w:p>
-      <w:pPr>
-        <w:numPr>
-          <w:ilvl w:val="0"/>
-          <w:numId w:val="1001"/>
-        </w:numPr>
-        <w:pStyle w:val="Compact"/>
-      </w:pPr>
-      <w:r>
-        <w:t xml:space="preserve">Implemented new analytics and observability features in a platform UI responsible for managing third-party integrations and automation workflows, including FullStory integration and funnel metrics to improve user experience and behavior analysis.</w:t>
-      </w:r>
-    </w:p>
-    <w:p>
-      <w:pPr>
-        <w:numPr>
-          <w:ilvl w:val="0"/>
-          <w:numId w:val="1001"/>
-        </w:numPr>
-        <w:pStyle w:val="Compact"/>
-      </w:pPr>
-      <w:r>
-        <w:t xml:space="preserve">Advanced operational maturity by deepening system knowledge, improving developer workflows, and participating in cross-team architecture discussions.</w:t>
-      </w:r>
-    </w:p>
-    <w:p>
-      <w:pPr>
-        <w:numPr>
-          <w:ilvl w:val="0"/>
-          <w:numId w:val="1001"/>
-        </w:numPr>
-        <w:pStyle w:val="Compact"/>
-      </w:pPr>
-      <w:r>
-        <w:t xml:space="preserve">Built strong cross-functional partnerships and contributed code across teams to sustain delivery momentum and unblock product initiatives.</w:t>
-      </w:r>
-    </w:p>
-    <w:p>
-      <w:pPr>
-        <w:numPr>
-          <w:ilvl w:val="0"/>
-          <w:numId w:val="1001"/>
-        </w:numPr>
-        <w:pStyle w:val="Compact"/>
-      </w:pPr>
-      <w:r>
-        <w:t xml:space="preserve">Monitored system health through Splunk and Wavefront dashboards; created custom Splunk views to triage issues and track connection/integration performance.</w:t>
-      </w:r>
-    </w:p>
-    <w:bookmarkEnd w:id="23"/>
-    <w:bookmarkEnd w:id="24"/>
-    <w:bookmarkStart w:id="26" w:name="senior-application-engineer-hca"/>
+          <w:numId w:val="1003"/>
+        </w:numPr>
+        <w:pStyle w:val="Compact"/>
+      </w:pPr>
+      <w:r>
+        <w:t xml:space="preserve">Architected a ground-up redesign of the Integrations data model, eliminating developer friction and consolidating two divergent connection flows into a single unified experience across all offering types.</w:t>
+      </w:r>
+    </w:p>
+    <w:p>
+      <w:pPr>
+        <w:numPr>
+          <w:ilvl w:val="0"/>
+          <w:numId w:val="1003"/>
+        </w:numPr>
+        <w:pStyle w:val="Compact"/>
+      </w:pPr>
+      <w:r>
+        <w:t xml:space="preserve">Engineered the platform’s Integration Launch widget end-to-end, from integration creation through dynamic connection resolution to dynamic collection of user settings. Introduced a self-serve entry point that aggregates integration configuration within the platform.</w:t>
+      </w:r>
+    </w:p>
+    <w:p>
+      <w:pPr>
+        <w:numPr>
+          <w:ilvl w:val="0"/>
+          <w:numId w:val="1003"/>
+        </w:numPr>
+        <w:pStyle w:val="Compact"/>
+      </w:pPr>
+      <w:r>
+        <w:t xml:space="preserve">Drove runtime-dynamic connection property resolution, removing hardcoded configuration dependencies and improving maintainability at scale across the platform.</w:t>
+      </w:r>
+    </w:p>
+    <w:p>
+      <w:pPr>
+        <w:numPr>
+          <w:ilvl w:val="0"/>
+          <w:numId w:val="1003"/>
+        </w:numPr>
+        <w:pStyle w:val="Compact"/>
+      </w:pPr>
+      <w:r>
+        <w:t xml:space="preserve">Designed and shipped reusable UI components adopted across multiple integration teams, expanding platform capabilities without requiring custom one-off implementations</w:t>
+      </w:r>
+    </w:p>
+    <w:p>
+      <w:pPr>
+        <w:numPr>
+          <w:ilvl w:val="0"/>
+          <w:numId w:val="1003"/>
+        </w:numPr>
+        <w:pStyle w:val="Compact"/>
+      </w:pPr>
+      <w:r>
+        <w:t xml:space="preserve">Unblocked multiple partner and POS integration teams by directly triaging platform-level blockers, maintaining delivery velocity across parallel workstreams</w:t>
+      </w:r>
+    </w:p>
+    <w:p>
+      <w:pPr>
+        <w:numPr>
+          <w:ilvl w:val="0"/>
+          <w:numId w:val="1003"/>
+        </w:numPr>
+        <w:pStyle w:val="Compact"/>
+      </w:pPr>
+      <w:r>
+        <w:t xml:space="preserve">Led or contributed to dozens of successful third-party integration efforts, becoming the primary point of contact and subject matter expert across product teams.</w:t>
+      </w:r>
+    </w:p>
+    <w:p>
+      <w:pPr>
+        <w:numPr>
+          <w:ilvl w:val="0"/>
+          <w:numId w:val="1003"/>
+        </w:numPr>
+        <w:pStyle w:val="Compact"/>
+      </w:pPr>
+      <w:r>
+        <w:t xml:space="preserve">Implemented new analytics and observability features, improved developer workflows, created and maintained platform documentation, participated in cross team architecture discussions, and contributed code across teams to sustain delivery momentum and unblock product initiatives.</w:t>
+      </w:r>
+    </w:p>
+    <w:p>
+      <w:pPr>
+        <w:numPr>
+          <w:ilvl w:val="0"/>
+          <w:numId w:val="1003"/>
+        </w:numPr>
+        <w:pStyle w:val="Compact"/>
+      </w:pPr>
+      <w:r>
+        <w:t xml:space="preserve">Created custom Claude Code skill that combines knowledge of the system with common issue triaging techniques, reducing issue resolution time by 75%.</w:t>
+      </w:r>
+    </w:p>
+    <w:bookmarkEnd w:id="26"/>
+    <w:bookmarkEnd w:id="27"/>
+    <w:bookmarkStart w:id="29" w:name="senior-application-engineer-hca"/>
     <w:p>
       <w:pPr>
         <w:pStyle w:val="Heading3"/>
@@ -588,7 +534,7 @@
         <w:t xml:space="preserve">Senior Application Engineer @ HCA</w:t>
       </w:r>
     </w:p>
-    <w:bookmarkStart w:id="25" w:name="april-2023-april-2024"/>
+    <w:bookmarkStart w:id="28" w:name="april-2023-april-2024"/>
     <w:p>
       <w:pPr>
         <w:pStyle w:val="Heading4"/>
@@ -601,7 +547,7 @@
       <w:pPr>
         <w:numPr>
           <w:ilvl w:val="0"/>
-          <w:numId w:val="1002"/>
+          <w:numId w:val="1004"/>
         </w:numPr>
         <w:pStyle w:val="Compact"/>
       </w:pPr>
@@ -613,7 +559,7 @@
       <w:pPr>
         <w:numPr>
           <w:ilvl w:val="0"/>
-          <w:numId w:val="1002"/>
+          <w:numId w:val="1004"/>
         </w:numPr>
         <w:pStyle w:val="Compact"/>
       </w:pPr>
@@ -625,19 +571,19 @@
       <w:pPr>
         <w:numPr>
           <w:ilvl w:val="0"/>
-          <w:numId w:val="1002"/>
-        </w:numPr>
-        <w:pStyle w:val="Compact"/>
-      </w:pPr>
-      <w:r>
-        <w:t xml:space="preserve">Lead team through a successful application rewrite of a React dashboard. Designed new project architecture, delegated tasks among the team, and delivered the new and improved application on time.</w:t>
-      </w:r>
-    </w:p>
-    <w:p>
-      <w:pPr>
-        <w:numPr>
-          <w:ilvl w:val="0"/>
-          <w:numId w:val="1002"/>
+          <w:numId w:val="1004"/>
+        </w:numPr>
+        <w:pStyle w:val="Compact"/>
+      </w:pPr>
+      <w:r>
+        <w:t xml:space="preserve">Led team through a successful application rewrite of a React dashboard. Designed new project architecture, delegated tasks among the team, and delivered the new and improved application on time.</w:t>
+      </w:r>
+    </w:p>
+    <w:p>
+      <w:pPr>
+        <w:numPr>
+          <w:ilvl w:val="0"/>
+          <w:numId w:val="1004"/>
         </w:numPr>
         <w:pStyle w:val="Compact"/>
       </w:pPr>
@@ -649,7 +595,7 @@
       <w:pPr>
         <w:numPr>
           <w:ilvl w:val="0"/>
-          <w:numId w:val="1002"/>
+          <w:numId w:val="1004"/>
         </w:numPr>
         <w:pStyle w:val="Compact"/>
       </w:pPr>
@@ -661,17 +607,17 @@
       <w:pPr>
         <w:numPr>
           <w:ilvl w:val="0"/>
-          <w:numId w:val="1002"/>
-        </w:numPr>
-        <w:pStyle w:val="Compact"/>
-      </w:pPr>
-      <w:r>
-        <w:t xml:space="preserve">Mentored and assisted junior developers with application development. Delegated tasks that suited their technical experience. Provided personal experience and code reviews to help develop growth and reinforce software best practices. Pair programming regularly with developers.</w:t>
-      </w:r>
-    </w:p>
-    <w:bookmarkEnd w:id="25"/>
-    <w:bookmarkEnd w:id="26"/>
-    <w:bookmarkStart w:id="28" w:name="X9c87df2e422b3ca01cb756d3925636e3d937464"/>
+          <w:numId w:val="1004"/>
+        </w:numPr>
+        <w:pStyle w:val="Compact"/>
+      </w:pPr>
+      <w:r>
+        <w:t xml:space="preserve">Mentored and assisted junior developers with application development. Delegated tasks that suited their technical experience. Provided personal experience and code reviews to help develop growth and reinforce software best practices.</w:t>
+      </w:r>
+    </w:p>
+    <w:bookmarkEnd w:id="28"/>
+    <w:bookmarkEnd w:id="29"/>
+    <w:bookmarkStart w:id="31" w:name="X9c87df2e422b3ca01cb756d3925636e3d937464"/>
     <w:p>
       <w:pPr>
         <w:pStyle w:val="Heading3"/>
@@ -680,7 +626,7 @@
         <w:t xml:space="preserve">Cloud Platform Engineer II @ Butterfly Network</w:t>
       </w:r>
     </w:p>
-    <w:bookmarkStart w:id="27" w:name="dec-2021-jan-2023"/>
+    <w:bookmarkStart w:id="30" w:name="dec-2021-jan-2023"/>
     <w:p>
       <w:pPr>
         <w:pStyle w:val="Heading4"/>
@@ -693,7 +639,7 @@
       <w:pPr>
         <w:numPr>
           <w:ilvl w:val="0"/>
-          <w:numId w:val="1003"/>
+          <w:numId w:val="1005"/>
         </w:numPr>
         <w:pStyle w:val="Compact"/>
       </w:pPr>
@@ -705,7 +651,7 @@
       <w:pPr>
         <w:numPr>
           <w:ilvl w:val="0"/>
-          <w:numId w:val="1003"/>
+          <w:numId w:val="1005"/>
         </w:numPr>
         <w:pStyle w:val="Compact"/>
       </w:pPr>
@@ -717,7 +663,7 @@
       <w:pPr>
         <w:numPr>
           <w:ilvl w:val="0"/>
-          <w:numId w:val="1003"/>
+          <w:numId w:val="1005"/>
         </w:numPr>
         <w:pStyle w:val="Compact"/>
       </w:pPr>
@@ -729,19 +675,19 @@
       <w:pPr>
         <w:numPr>
           <w:ilvl w:val="0"/>
-          <w:numId w:val="1003"/>
-        </w:numPr>
-        <w:pStyle w:val="Compact"/>
-      </w:pPr>
-      <w:r>
-        <w:t xml:space="preserve">Collaboratively steered over 20 application deployments to staging and production environments using CircleCI.</w:t>
-      </w:r>
-    </w:p>
-    <w:p>
-      <w:pPr>
-        <w:numPr>
-          <w:ilvl w:val="0"/>
-          <w:numId w:val="1003"/>
+          <w:numId w:val="1005"/>
+        </w:numPr>
+        <w:pStyle w:val="Compact"/>
+      </w:pPr>
+      <w:r>
+        <w:t xml:space="preserve">Managed and coordinated 20+ application deployments to staging and production environments using CircleCI.</w:t>
+      </w:r>
+    </w:p>
+    <w:p>
+      <w:pPr>
+        <w:numPr>
+          <w:ilvl w:val="0"/>
+          <w:numId w:val="1005"/>
         </w:numPr>
         <w:pStyle w:val="Compact"/>
       </w:pPr>
@@ -753,7 +699,7 @@
       <w:pPr>
         <w:numPr>
           <w:ilvl w:val="0"/>
-          <w:numId w:val="1003"/>
+          <w:numId w:val="1005"/>
         </w:numPr>
         <w:pStyle w:val="Compact"/>
       </w:pPr>
@@ -765,7 +711,7 @@
       <w:pPr>
         <w:numPr>
           <w:ilvl w:val="0"/>
-          <w:numId w:val="1003"/>
+          <w:numId w:val="1005"/>
         </w:numPr>
         <w:pStyle w:val="Compact"/>
       </w:pPr>
@@ -773,9 +719,9 @@
         <w:t xml:space="preserve">Authored and presented several Architecture Design documents to a Design Review committee, ensuring alignment and approval before project execution.</w:t>
       </w:r>
     </w:p>
-    <w:bookmarkEnd w:id="27"/>
-    <w:bookmarkEnd w:id="28"/>
-    <w:bookmarkStart w:id="30" w:name="software-engineer-smiledirectclub"/>
+    <w:bookmarkEnd w:id="30"/>
+    <w:bookmarkEnd w:id="31"/>
+    <w:bookmarkStart w:id="33" w:name="software-engineer-smiledirectclub"/>
     <w:p>
       <w:pPr>
         <w:pStyle w:val="Heading3"/>
@@ -784,7 +730,7 @@
         <w:t xml:space="preserve">Software Engineer @ SmileDirectClub</w:t>
       </w:r>
     </w:p>
-    <w:bookmarkStart w:id="29" w:name="march-2019-dec-2021"/>
+    <w:bookmarkStart w:id="32" w:name="march-2019-dec-2021"/>
     <w:p>
       <w:pPr>
         <w:pStyle w:val="Heading4"/>
@@ -797,19 +743,19 @@
       <w:pPr>
         <w:numPr>
           <w:ilvl w:val="0"/>
-          <w:numId w:val="1004"/>
-        </w:numPr>
-        <w:pStyle w:val="Compact"/>
-      </w:pPr>
-      <w:r>
-        <w:t xml:space="preserve">Contributed to the breakdown of three sections of the company’s monolithic e-commerce application into microservices, enhancing system maintainability and scalability, in an Agile development environment using Scrum and Kanban methodologies.</w:t>
-      </w:r>
-    </w:p>
-    <w:p>
-      <w:pPr>
-        <w:numPr>
-          <w:ilvl w:val="0"/>
-          <w:numId w:val="1004"/>
+          <w:numId w:val="1006"/>
+        </w:numPr>
+        <w:pStyle w:val="Compact"/>
+      </w:pPr>
+      <w:r>
+        <w:t xml:space="preserve">Contributed to the breakdown of three sections of the company’s monolithic e-commerce application into microservices, enhancing system maintainability and scalability.</w:t>
+      </w:r>
+    </w:p>
+    <w:p>
+      <w:pPr>
+        <w:numPr>
+          <w:ilvl w:val="0"/>
+          <w:numId w:val="1006"/>
         </w:numPr>
         <w:pStyle w:val="Compact"/>
       </w:pPr>
@@ -821,7 +767,7 @@
       <w:pPr>
         <w:numPr>
           <w:ilvl w:val="0"/>
-          <w:numId w:val="1004"/>
+          <w:numId w:val="1006"/>
         </w:numPr>
         <w:pStyle w:val="Compact"/>
       </w:pPr>
@@ -833,7 +779,7 @@
       <w:pPr>
         <w:numPr>
           <w:ilvl w:val="0"/>
-          <w:numId w:val="1004"/>
+          <w:numId w:val="1006"/>
         </w:numPr>
         <w:pStyle w:val="Compact"/>
       </w:pPr>
@@ -845,7 +791,7 @@
       <w:pPr>
         <w:numPr>
           <w:ilvl w:val="0"/>
-          <w:numId w:val="1004"/>
+          <w:numId w:val="1006"/>
         </w:numPr>
         <w:pStyle w:val="Compact"/>
       </w:pPr>
@@ -857,7 +803,7 @@
       <w:pPr>
         <w:numPr>
           <w:ilvl w:val="0"/>
-          <w:numId w:val="1004"/>
+          <w:numId w:val="1006"/>
         </w:numPr>
         <w:pStyle w:val="Compact"/>
       </w:pPr>
@@ -869,7 +815,7 @@
       <w:pPr>
         <w:numPr>
           <w:ilvl w:val="0"/>
-          <w:numId w:val="1004"/>
+          <w:numId w:val="1006"/>
         </w:numPr>
         <w:pStyle w:val="Compact"/>
       </w:pPr>
@@ -877,90 +823,10 @@
         <w:t xml:space="preserve">Recognized for outstanding performance and contributions, leading to a promotion from Junior Software Engineer to Software Engineer.</w:t>
       </w:r>
     </w:p>
-    <w:bookmarkEnd w:id="29"/>
-    <w:bookmarkEnd w:id="30"/>
-    <w:bookmarkStart w:id="32" w:name="freelance-software-engineer-nashville-tn"/>
-    <w:p>
-      <w:pPr>
-        <w:pStyle w:val="Heading3"/>
-      </w:pPr>
-      <w:r>
-        <w:t xml:space="preserve">Freelance Software Engineer @ Nashville, TN</w:t>
-      </w:r>
-    </w:p>
-    <w:bookmarkStart w:id="31" w:name="august-2017-january-2023"/>
-    <w:p>
-      <w:pPr>
-        <w:pStyle w:val="Heading4"/>
-      </w:pPr>
-      <w:r>
-        <w:t xml:space="preserve">August 2017 – January 2023</w:t>
-      </w:r>
-    </w:p>
-    <w:p>
-      <w:pPr>
-        <w:numPr>
-          <w:ilvl w:val="0"/>
-          <w:numId w:val="1005"/>
-        </w:numPr>
-        <w:pStyle w:val="Compact"/>
-      </w:pPr>
-      <w:r>
-        <w:t xml:space="preserve">Collaborated closely with a client to delineate business requirements, system design, and orchestrated the end-to-end implementation and deployment plan for a Software-as-a-Service platform developed in Typescript, Node.js, and React.js.</w:t>
-      </w:r>
-    </w:p>
-    <w:p>
-      <w:pPr>
-        <w:numPr>
-          <w:ilvl w:val="0"/>
-          <w:numId w:val="1005"/>
-        </w:numPr>
-        <w:pStyle w:val="Compact"/>
-      </w:pPr>
-      <w:r>
-        <w:t xml:space="preserve">Assumed responsibility for the application’s infrastructure on Heroku, successfully executing a comprehensive infrastructure migration to AWS using the Serverless Framework.</w:t>
-      </w:r>
-    </w:p>
-    <w:p>
-      <w:pPr>
-        <w:numPr>
-          <w:ilvl w:val="0"/>
-          <w:numId w:val="1005"/>
-        </w:numPr>
-        <w:pStyle w:val="Compact"/>
-      </w:pPr>
-      <w:r>
-        <w:t xml:space="preserve">Directed offshore development team, steering the project to achieve a Minimum Viable Product that was successfully launched in the market.</w:t>
-      </w:r>
-    </w:p>
-    <w:p>
-      <w:pPr>
-        <w:numPr>
-          <w:ilvl w:val="0"/>
-          <w:numId w:val="1005"/>
-        </w:numPr>
-        <w:pStyle w:val="Compact"/>
-      </w:pPr>
-      <w:r>
-        <w:t xml:space="preserve">Conceived, crafted, and maintained a media production marketing website using Node.js, Vue.js, AWS, and Heroku. Seamlessly integrated the application with Contentful and Airtable, enhancing content management capabilities.</w:t>
-      </w:r>
-    </w:p>
-    <w:p>
-      <w:pPr>
-        <w:numPr>
-          <w:ilvl w:val="0"/>
-          <w:numId w:val="1005"/>
-        </w:numPr>
-        <w:pStyle w:val="Compact"/>
-      </w:pPr>
-      <w:r>
-        <w:t xml:space="preserve">Engineered an E-Commerce website using .Net Core and jQuery with a secure integration to Stripe for payment processing.</w:t>
-      </w:r>
-    </w:p>
-    <w:bookmarkEnd w:id="31"/>
     <w:bookmarkEnd w:id="32"/>
     <w:bookmarkEnd w:id="33"/>
     <w:bookmarkEnd w:id="34"/>
+    <w:bookmarkEnd w:id="35"/>
     <w:sectPr>
       <w:pgSz w:h="15840" w:orient="portrait" w:w="12240"/>
       <w:pgMar w:bottom="720" w:footer="0" w:header="720" w:left="720" w:right="720" w:top="720"/>
@@ -1615,6 +1481,9 @@
     <w:abstractNumId w:val="991"/>
   </w:num>
   <w:num w:numId="1005">
+    <w:abstractNumId w:val="991"/>
+  </w:num>
+  <w:num w:numId="1006">
     <w:abstractNumId w:val="991"/>
   </w:num>
 </w:numbering>

--- a/CSResumeLatest.docx
+++ b/CSResumeLatest.docx
@@ -2,7 +2,7 @@
 <file path=word/document.xml><?xml version="1.0" encoding="utf-8"?>
 <w:document xmlns:w="http://schemas.openxmlformats.org/wordprocessingml/2006/main" xmlns:m="http://schemas.openxmlformats.org/officeDocument/2006/math" xmlns:r="http://schemas.openxmlformats.org/officeDocument/2006/relationships" xmlns:o="urn:schemas-microsoft-com:office:office" xmlns:v="urn:schemas-microsoft-com:vml" xmlns:w10="urn:schemas-microsoft-com:office:word" xmlns:a="http://schemas.openxmlformats.org/drawingml/2006/main" xmlns:pic="http://schemas.openxmlformats.org/drawingml/2006/picture" xmlns:wp="http://schemas.openxmlformats.org/drawingml/2006/wordprocessingDrawing">
   <w:body>
-    <w:bookmarkStart w:id="35" w:name="X59d815d0c0a84af5b33410ef8cff41be9cc08d1"/>
+    <w:bookmarkStart w:id="42" w:name="X59d815d0c0a84af5b33410ef8cff41be9cc08d1"/>
     <w:p>
       <w:pPr>
         <w:pStyle w:val="Heading1"/>
@@ -51,7 +51,7 @@
       </w:r>
     </w:p>
     <w:bookmarkEnd w:id="20"/>
-    <w:bookmarkStart w:id="22" w:name="core-skills"/>
+    <w:bookmarkStart w:id="29" w:name="core-skills"/>
     <w:p>
       <w:pPr>
         <w:pStyle w:val="Heading2"/>
@@ -80,36 +80,44 @@
       <w:r>
         <w:t xml:space="preserve">Rust, Typescript, React, C#, Vue, Python, GraphQL, Node</w:t>
       </w:r>
-      <w:r>
-        <w:t xml:space="preserve"> </w:t>
-      </w:r>
-      <w:r>
-        <w:t xml:space="preserve">#### Infrastructure and DevOps</w:t>
-      </w:r>
-    </w:p>
-    <w:p>
-      <w:pPr>
-        <w:numPr>
-          <w:ilvl w:val="0"/>
-          <w:numId w:val="1001"/>
+    </w:p>
+    <w:bookmarkEnd w:id="21"/>
+    <w:bookmarkStart w:id="22" w:name="infrastructure-and-devops"/>
+    <w:p>
+      <w:pPr>
+        <w:pStyle w:val="Heading4"/>
+      </w:pPr>
+      <w:r>
+        <w:t xml:space="preserve">Infrastructure and DevOps</w:t>
+      </w:r>
+    </w:p>
+    <w:p>
+      <w:pPr>
+        <w:numPr>
+          <w:ilvl w:val="0"/>
+          <w:numId w:val="1002"/>
         </w:numPr>
         <w:pStyle w:val="Compact"/>
       </w:pPr>
       <w:r>
         <w:t xml:space="preserve">Kubernetes, K3s, Helm, Docker, Terraform, MetalLB, BIND9, NGINX, GitHub Actions, Jenkins, ArgoCD, CircleCi</w:t>
       </w:r>
-      <w:r>
-        <w:t xml:space="preserve"> </w:t>
-      </w:r>
-      <w:r>
-        <w:t xml:space="preserve">#### Cloud</w:t>
-      </w:r>
-    </w:p>
-    <w:p>
-      <w:pPr>
-        <w:numPr>
-          <w:ilvl w:val="0"/>
-          <w:numId w:val="1001"/>
+    </w:p>
+    <w:bookmarkEnd w:id="22"/>
+    <w:bookmarkStart w:id="23" w:name="cloud"/>
+    <w:p>
+      <w:pPr>
+        <w:pStyle w:val="Heading4"/>
+      </w:pPr>
+      <w:r>
+        <w:t xml:space="preserve">Cloud</w:t>
+      </w:r>
+    </w:p>
+    <w:p>
+      <w:pPr>
+        <w:numPr>
+          <w:ilvl w:val="0"/>
+          <w:numId w:val="1003"/>
         </w:numPr>
         <w:pStyle w:val="Compact"/>
       </w:pPr>
@@ -121,7 +129,7 @@
       <w:pPr>
         <w:numPr>
           <w:ilvl w:val="0"/>
-          <w:numId w:val="1001"/>
+          <w:numId w:val="1003"/>
         </w:numPr>
         <w:pStyle w:val="Compact"/>
       </w:pPr>
@@ -133,97 +141,117 @@
       <w:pPr>
         <w:numPr>
           <w:ilvl w:val="0"/>
-          <w:numId w:val="1001"/>
+          <w:numId w:val="1003"/>
         </w:numPr>
         <w:pStyle w:val="Compact"/>
       </w:pPr>
       <w:r>
         <w:t xml:space="preserve">Azure (ACR, ACI)</w:t>
       </w:r>
-      <w:r>
-        <w:t xml:space="preserve"> </w:t>
-      </w:r>
-      <w:r>
-        <w:t xml:space="preserve">#### Data</w:t>
-      </w:r>
-    </w:p>
-    <w:p>
-      <w:pPr>
-        <w:numPr>
-          <w:ilvl w:val="0"/>
-          <w:numId w:val="1001"/>
+    </w:p>
+    <w:bookmarkEnd w:id="23"/>
+    <w:bookmarkStart w:id="24" w:name="data"/>
+    <w:p>
+      <w:pPr>
+        <w:pStyle w:val="Heading4"/>
+      </w:pPr>
+      <w:r>
+        <w:t xml:space="preserve">Data</w:t>
+      </w:r>
+    </w:p>
+    <w:p>
+      <w:pPr>
+        <w:numPr>
+          <w:ilvl w:val="0"/>
+          <w:numId w:val="1004"/>
         </w:numPr>
         <w:pStyle w:val="Compact"/>
       </w:pPr>
       <w:r>
         <w:t xml:space="preserve">PostgreSQL, DynamoDb, MongoDb, SQL Server</w:t>
       </w:r>
-      <w:r>
-        <w:t xml:space="preserve"> </w:t>
-      </w:r>
-      <w:r>
-        <w:t xml:space="preserve">#### Networking</w:t>
-      </w:r>
-    </w:p>
-    <w:p>
-      <w:pPr>
-        <w:numPr>
-          <w:ilvl w:val="0"/>
-          <w:numId w:val="1001"/>
+    </w:p>
+    <w:bookmarkEnd w:id="24"/>
+    <w:bookmarkStart w:id="25" w:name="networking"/>
+    <w:p>
+      <w:pPr>
+        <w:pStyle w:val="Heading4"/>
+      </w:pPr>
+      <w:r>
+        <w:t xml:space="preserve">Networking</w:t>
+      </w:r>
+    </w:p>
+    <w:p>
+      <w:pPr>
+        <w:numPr>
+          <w:ilvl w:val="0"/>
+          <w:numId w:val="1005"/>
         </w:numPr>
         <w:pStyle w:val="Compact"/>
       </w:pPr>
       <w:r>
         <w:t xml:space="preserve">Cloudflare, Route53</w:t>
       </w:r>
-      <w:r>
-        <w:t xml:space="preserve"> </w:t>
-      </w:r>
-      <w:r>
-        <w:t xml:space="preserve">#### Automation, Configuration, and Scripting</w:t>
-      </w:r>
-    </w:p>
-    <w:p>
-      <w:pPr>
-        <w:numPr>
-          <w:ilvl w:val="0"/>
-          <w:numId w:val="1001"/>
+    </w:p>
+    <w:bookmarkEnd w:id="25"/>
+    <w:bookmarkStart w:id="26" w:name="automation-configuration-and-scripting"/>
+    <w:p>
+      <w:pPr>
+        <w:pStyle w:val="Heading4"/>
+      </w:pPr>
+      <w:r>
+        <w:t xml:space="preserve">Automation, Configuration, and Scripting</w:t>
+      </w:r>
+    </w:p>
+    <w:p>
+      <w:pPr>
+        <w:numPr>
+          <w:ilvl w:val="0"/>
+          <w:numId w:val="1006"/>
         </w:numPr>
         <w:pStyle w:val="Compact"/>
       </w:pPr>
       <w:r>
         <w:t xml:space="preserve">JSON, YAML, Git, Bash</w:t>
       </w:r>
-      <w:r>
-        <w:t xml:space="preserve"> </w:t>
-      </w:r>
-      <w:r>
-        <w:t xml:space="preserve">#### Observability</w:t>
-      </w:r>
-    </w:p>
-    <w:p>
-      <w:pPr>
-        <w:numPr>
-          <w:ilvl w:val="0"/>
-          <w:numId w:val="1001"/>
+    </w:p>
+    <w:bookmarkEnd w:id="26"/>
+    <w:bookmarkStart w:id="27" w:name="observability"/>
+    <w:p>
+      <w:pPr>
+        <w:pStyle w:val="Heading4"/>
+      </w:pPr>
+      <w:r>
+        <w:t xml:space="preserve">Observability</w:t>
+      </w:r>
+    </w:p>
+    <w:p>
+      <w:pPr>
+        <w:numPr>
+          <w:ilvl w:val="0"/>
+          <w:numId w:val="1007"/>
         </w:numPr>
         <w:pStyle w:val="Compact"/>
       </w:pPr>
       <w:r>
         <w:t xml:space="preserve">Splunk, Wavefront, New Relic, Opsgenie, Sentry, PagerDuty</w:t>
       </w:r>
-      <w:r>
-        <w:t xml:space="preserve"> </w:t>
-      </w:r>
-      <w:r>
-        <w:t xml:space="preserve">#### Testing</w:t>
-      </w:r>
-    </w:p>
-    <w:p>
-      <w:pPr>
-        <w:numPr>
-          <w:ilvl w:val="0"/>
-          <w:numId w:val="1001"/>
+    </w:p>
+    <w:bookmarkEnd w:id="27"/>
+    <w:bookmarkStart w:id="28" w:name="testing"/>
+    <w:p>
+      <w:pPr>
+        <w:pStyle w:val="Heading4"/>
+      </w:pPr>
+      <w:r>
+        <w:t xml:space="preserve">Testing</w:t>
+      </w:r>
+    </w:p>
+    <w:p>
+      <w:pPr>
+        <w:numPr>
+          <w:ilvl w:val="0"/>
+          <w:numId w:val="1008"/>
         </w:numPr>
         <w:pStyle w:val="Compact"/>
       </w:pPr>
@@ -231,9 +259,9 @@
         <w:t xml:space="preserve">Jest, Artillery, XUnit</w:t>
       </w:r>
     </w:p>
-    <w:bookmarkEnd w:id="21"/>
-    <w:bookmarkEnd w:id="22"/>
-    <w:bookmarkStart w:id="23" w:name="education"/>
+    <w:bookmarkEnd w:id="28"/>
+    <w:bookmarkEnd w:id="29"/>
+    <w:bookmarkStart w:id="30" w:name="education"/>
     <w:p>
       <w:pPr>
         <w:pStyle w:val="Heading2"/>
@@ -278,8 +306,8 @@
         <w:t xml:space="preserve">Tennessee State University</w:t>
       </w:r>
     </w:p>
-    <w:bookmarkEnd w:id="23"/>
-    <w:bookmarkStart w:id="34" w:name="professional-experience"/>
+    <w:bookmarkEnd w:id="30"/>
+    <w:bookmarkStart w:id="41" w:name="professional-experience"/>
     <w:p>
       <w:pPr>
         <w:pStyle w:val="Heading2"/>
@@ -288,7 +316,7 @@
         <w:t xml:space="preserve">Professional Experience</w:t>
       </w:r>
     </w:p>
-    <w:bookmarkStart w:id="25" w:name="X645aea6c9fa54b68de11ab7eb734bd5789aa959"/>
+    <w:bookmarkStart w:id="32" w:name="X645aea6c9fa54b68de11ab7eb734bd5789aa959"/>
     <w:p>
       <w:pPr>
         <w:pStyle w:val="Heading3"/>
@@ -297,7 +325,7 @@
         <w:t xml:space="preserve">Founder and Lead Architect @ Nya (Open Source)</w:t>
       </w:r>
     </w:p>
-    <w:bookmarkStart w:id="24" w:name="dec-2024---present"/>
+    <w:bookmarkStart w:id="31" w:name="dec-2024---present"/>
     <w:p>
       <w:pPr>
         <w:pStyle w:val="Heading4"/>
@@ -318,7 +346,7 @@
       <w:pPr>
         <w:numPr>
           <w:ilvl w:val="0"/>
-          <w:numId w:val="1002"/>
+          <w:numId w:val="1009"/>
         </w:numPr>
         <w:pStyle w:val="Compact"/>
       </w:pPr>
@@ -330,7 +358,7 @@
       <w:pPr>
         <w:numPr>
           <w:ilvl w:val="0"/>
-          <w:numId w:val="1002"/>
+          <w:numId w:val="1009"/>
         </w:numPr>
         <w:pStyle w:val="Compact"/>
       </w:pPr>
@@ -363,7 +391,7 @@
       <w:pPr>
         <w:numPr>
           <w:ilvl w:val="0"/>
-          <w:numId w:val="1002"/>
+          <w:numId w:val="1009"/>
         </w:numPr>
         <w:pStyle w:val="Compact"/>
       </w:pPr>
@@ -375,7 +403,7 @@
       <w:pPr>
         <w:numPr>
           <w:ilvl w:val="0"/>
-          <w:numId w:val="1002"/>
+          <w:numId w:val="1009"/>
         </w:numPr>
         <w:pStyle w:val="Compact"/>
       </w:pPr>
@@ -387,7 +415,7 @@
       <w:pPr>
         <w:numPr>
           <w:ilvl w:val="0"/>
-          <w:numId w:val="1002"/>
+          <w:numId w:val="1009"/>
         </w:numPr>
         <w:pStyle w:val="Compact"/>
       </w:pPr>
@@ -399,7 +427,7 @@
       <w:pPr>
         <w:numPr>
           <w:ilvl w:val="0"/>
-          <w:numId w:val="1002"/>
+          <w:numId w:val="1009"/>
         </w:numPr>
         <w:pStyle w:val="Compact"/>
       </w:pPr>
@@ -407,9 +435,9 @@
         <w:t xml:space="preserve">Published to crates.io as nya_cloud; soft-launched publicly on GitHub and Bluesky with an active issue backlog and contribution guidelines.</w:t>
       </w:r>
     </w:p>
-    <w:bookmarkEnd w:id="24"/>
-    <w:bookmarkEnd w:id="25"/>
-    <w:bookmarkStart w:id="27" w:name="X5c55dc8bda89a87d931944d08c77252f529cf5e"/>
+    <w:bookmarkEnd w:id="31"/>
+    <w:bookmarkEnd w:id="32"/>
+    <w:bookmarkStart w:id="34" w:name="X5c55dc8bda89a87d931944d08c77252f529cf5e"/>
     <w:p>
       <w:pPr>
         <w:pStyle w:val="Heading3"/>
@@ -418,7 +446,7 @@
         <w:t xml:space="preserve">Senior Software Engineer, Intuit Data Exchange(IDX) @ Intuit</w:t>
       </w:r>
     </w:p>
-    <w:bookmarkStart w:id="26" w:name="june-2024-present"/>
+    <w:bookmarkStart w:id="33" w:name="june-2024-present"/>
     <w:p>
       <w:pPr>
         <w:pStyle w:val="Heading4"/>
@@ -431,7 +459,7 @@
       <w:pPr>
         <w:numPr>
           <w:ilvl w:val="0"/>
-          <w:numId w:val="1003"/>
+          <w:numId w:val="1010"/>
         </w:numPr>
         <w:pStyle w:val="Compact"/>
       </w:pPr>
@@ -443,7 +471,7 @@
       <w:pPr>
         <w:numPr>
           <w:ilvl w:val="0"/>
-          <w:numId w:val="1003"/>
+          <w:numId w:val="1010"/>
         </w:numPr>
         <w:pStyle w:val="Compact"/>
       </w:pPr>
@@ -455,7 +483,7 @@
       <w:pPr>
         <w:numPr>
           <w:ilvl w:val="0"/>
-          <w:numId w:val="1003"/>
+          <w:numId w:val="1010"/>
         </w:numPr>
         <w:pStyle w:val="Compact"/>
       </w:pPr>
@@ -467,7 +495,7 @@
       <w:pPr>
         <w:numPr>
           <w:ilvl w:val="0"/>
-          <w:numId w:val="1003"/>
+          <w:numId w:val="1010"/>
         </w:numPr>
         <w:pStyle w:val="Compact"/>
       </w:pPr>
@@ -479,7 +507,7 @@
       <w:pPr>
         <w:numPr>
           <w:ilvl w:val="0"/>
-          <w:numId w:val="1003"/>
+          <w:numId w:val="1010"/>
         </w:numPr>
         <w:pStyle w:val="Compact"/>
       </w:pPr>
@@ -491,7 +519,7 @@
       <w:pPr>
         <w:numPr>
           <w:ilvl w:val="0"/>
-          <w:numId w:val="1003"/>
+          <w:numId w:val="1010"/>
         </w:numPr>
         <w:pStyle w:val="Compact"/>
       </w:pPr>
@@ -503,7 +531,7 @@
       <w:pPr>
         <w:numPr>
           <w:ilvl w:val="0"/>
-          <w:numId w:val="1003"/>
+          <w:numId w:val="1010"/>
         </w:numPr>
         <w:pStyle w:val="Compact"/>
       </w:pPr>
@@ -515,7 +543,7 @@
       <w:pPr>
         <w:numPr>
           <w:ilvl w:val="0"/>
-          <w:numId w:val="1003"/>
+          <w:numId w:val="1010"/>
         </w:numPr>
         <w:pStyle w:val="Compact"/>
       </w:pPr>
@@ -523,310 +551,310 @@
         <w:t xml:space="preserve">Created custom Claude Code skill that combines knowledge of the system with common issue triaging techniques, reducing issue resolution time by 75%.</w:t>
       </w:r>
     </w:p>
-    <w:bookmarkEnd w:id="26"/>
-    <w:bookmarkEnd w:id="27"/>
-    <w:bookmarkStart w:id="29" w:name="senior-application-engineer-hca"/>
-    <w:p>
-      <w:pPr>
-        <w:pStyle w:val="Heading3"/>
-      </w:pPr>
-      <w:r>
-        <w:t xml:space="preserve">Senior Application Engineer @ HCA</w:t>
-      </w:r>
-    </w:p>
-    <w:bookmarkStart w:id="28" w:name="april-2023-april-2024"/>
-    <w:p>
-      <w:pPr>
-        <w:pStyle w:val="Heading4"/>
-      </w:pPr>
-      <w:r>
-        <w:t xml:space="preserve">April 2023 – April 2024</w:t>
-      </w:r>
-    </w:p>
-    <w:p>
-      <w:pPr>
-        <w:numPr>
-          <w:ilvl w:val="0"/>
-          <w:numId w:val="1004"/>
-        </w:numPr>
-        <w:pStyle w:val="Compact"/>
-      </w:pPr>
-      <w:r>
-        <w:t xml:space="preserve">Researched, developed, documented and presented a proof-of-concept CI/CD pipeline for our applications that leveraged Docker, NGINX, Github Actions, Azure Container Registry and Azure Container Instances.</w:t>
-      </w:r>
-    </w:p>
-    <w:p>
-      <w:pPr>
-        <w:numPr>
-          <w:ilvl w:val="0"/>
-          <w:numId w:val="1004"/>
-        </w:numPr>
-        <w:pStyle w:val="Compact"/>
-      </w:pPr>
-      <w:r>
-        <w:t xml:space="preserve">Created a new framework for local development that simplifies and automates changing the application’s behavior based on configuration and environment.</w:t>
-      </w:r>
-    </w:p>
-    <w:p>
-      <w:pPr>
-        <w:numPr>
-          <w:ilvl w:val="0"/>
-          <w:numId w:val="1004"/>
-        </w:numPr>
-        <w:pStyle w:val="Compact"/>
-      </w:pPr>
-      <w:r>
-        <w:t xml:space="preserve">Led team through a successful application rewrite of a React dashboard. Designed new project architecture, delegated tasks among the team, and delivered the new and improved application on time.</w:t>
-      </w:r>
-    </w:p>
-    <w:p>
-      <w:pPr>
-        <w:numPr>
-          <w:ilvl w:val="0"/>
-          <w:numId w:val="1004"/>
-        </w:numPr>
-        <w:pStyle w:val="Compact"/>
-      </w:pPr>
-      <w:r>
-        <w:t xml:space="preserve">Managed project complexity and consistently switched between contexts as I was entrusted to contribute to 5 dashboards that covered 3 different initiatives.</w:t>
-      </w:r>
-    </w:p>
-    <w:p>
-      <w:pPr>
-        <w:numPr>
-          <w:ilvl w:val="0"/>
-          <w:numId w:val="1004"/>
-        </w:numPr>
-        <w:pStyle w:val="Compact"/>
-      </w:pPr>
-      <w:r>
-        <w:t xml:space="preserve">Integrated a new React homepage for employees with third-party services and APIs using the provided API Gateway created by Infor.</w:t>
-      </w:r>
-    </w:p>
-    <w:p>
-      <w:pPr>
-        <w:numPr>
-          <w:ilvl w:val="0"/>
-          <w:numId w:val="1004"/>
-        </w:numPr>
-        <w:pStyle w:val="Compact"/>
-      </w:pPr>
-      <w:r>
-        <w:t xml:space="preserve">Mentored and assisted junior developers with application development. Delegated tasks that suited their technical experience. Provided personal experience and code reviews to help develop growth and reinforce software best practices.</w:t>
-      </w:r>
-    </w:p>
-    <w:bookmarkEnd w:id="28"/>
-    <w:bookmarkEnd w:id="29"/>
-    <w:bookmarkStart w:id="31" w:name="X9c87df2e422b3ca01cb756d3925636e3d937464"/>
-    <w:p>
-      <w:pPr>
-        <w:pStyle w:val="Heading3"/>
-      </w:pPr>
-      <w:r>
-        <w:t xml:space="preserve">Cloud Platform Engineer II @ Butterfly Network</w:t>
-      </w:r>
-    </w:p>
-    <w:bookmarkStart w:id="30" w:name="dec-2021-jan-2023"/>
-    <w:p>
-      <w:pPr>
-        <w:pStyle w:val="Heading4"/>
-      </w:pPr>
-      <w:r>
-        <w:t xml:space="preserve">Dec 2021 – Jan 2023</w:t>
-      </w:r>
-    </w:p>
-    <w:p>
-      <w:pPr>
-        <w:numPr>
-          <w:ilvl w:val="0"/>
-          <w:numId w:val="1005"/>
-        </w:numPr>
-        <w:pStyle w:val="Compact"/>
-      </w:pPr>
-      <w:r>
-        <w:t xml:space="preserve">Coordinated and led the architecting of a system-wide monitoring and alerting system, seamlessly integrating AWS Route 53 Health Checks with NewRelic and Opsgenie.</w:t>
-      </w:r>
-    </w:p>
-    <w:p>
-      <w:pPr>
-        <w:numPr>
-          <w:ilvl w:val="0"/>
-          <w:numId w:val="1005"/>
-        </w:numPr>
-        <w:pStyle w:val="Compact"/>
-      </w:pPr>
-      <w:r>
-        <w:t xml:space="preserve">Consulted with a separate team and implemented the deployment pipeline for a brand new mobile Proof of Concept (POC) onto an established Kubernetes architecture leveraging Helm, Github Actions, and Terraform.</w:t>
-      </w:r>
-    </w:p>
-    <w:p>
-      <w:pPr>
-        <w:numPr>
-          <w:ilvl w:val="0"/>
-          <w:numId w:val="1005"/>
-        </w:numPr>
-        <w:pStyle w:val="Compact"/>
-      </w:pPr>
-      <w:r>
-        <w:t xml:space="preserve">Successfully orchestrated the migration of an e-commerce front-end from a legacy AWS architecture to a modern setup, taking the lead in configuring and maintaining the front-end using Cloudfront.</w:t>
-      </w:r>
-    </w:p>
-    <w:p>
-      <w:pPr>
-        <w:numPr>
-          <w:ilvl w:val="0"/>
-          <w:numId w:val="1005"/>
-        </w:numPr>
-        <w:pStyle w:val="Compact"/>
-      </w:pPr>
-      <w:r>
-        <w:t xml:space="preserve">Managed and coordinated 20+ application deployments to staging and production environments using CircleCI.</w:t>
-      </w:r>
-    </w:p>
-    <w:p>
-      <w:pPr>
-        <w:numPr>
-          <w:ilvl w:val="0"/>
-          <w:numId w:val="1005"/>
-        </w:numPr>
-        <w:pStyle w:val="Compact"/>
-      </w:pPr>
-      <w:r>
-        <w:t xml:space="preserve">Led a dynamic team in a Hackathon, innovating, testing, and presenting metrics for a robust load testing framework employing Artillery.</w:t>
-      </w:r>
-    </w:p>
-    <w:p>
-      <w:pPr>
-        <w:numPr>
-          <w:ilvl w:val="0"/>
-          <w:numId w:val="1005"/>
-        </w:numPr>
-        <w:pStyle w:val="Compact"/>
-      </w:pPr>
-      <w:r>
-        <w:t xml:space="preserve">Diligently participated in a 24x7 on-call rotation, providing support to the newly instituted Kubernetes architecture while also maintaining the legacy architecture established on Aptible.</w:t>
-      </w:r>
-    </w:p>
-    <w:p>
-      <w:pPr>
-        <w:numPr>
-          <w:ilvl w:val="0"/>
-          <w:numId w:val="1005"/>
-        </w:numPr>
-        <w:pStyle w:val="Compact"/>
-      </w:pPr>
-      <w:r>
-        <w:t xml:space="preserve">Authored and presented several Architecture Design documents to a Design Review committee, ensuring alignment and approval before project execution.</w:t>
-      </w:r>
-    </w:p>
-    <w:bookmarkEnd w:id="30"/>
-    <w:bookmarkEnd w:id="31"/>
-    <w:bookmarkStart w:id="33" w:name="software-engineer-smiledirectclub"/>
-    <w:p>
-      <w:pPr>
-        <w:pStyle w:val="Heading3"/>
-      </w:pPr>
-      <w:r>
-        <w:t xml:space="preserve">Software Engineer @ SmileDirectClub</w:t>
-      </w:r>
-    </w:p>
-    <w:bookmarkStart w:id="32" w:name="march-2019-dec-2021"/>
-    <w:p>
-      <w:pPr>
-        <w:pStyle w:val="Heading4"/>
-      </w:pPr>
-      <w:r>
-        <w:t xml:space="preserve">March 2019 – Dec 2021</w:t>
-      </w:r>
-    </w:p>
-    <w:p>
-      <w:pPr>
-        <w:numPr>
-          <w:ilvl w:val="0"/>
-          <w:numId w:val="1006"/>
-        </w:numPr>
-        <w:pStyle w:val="Compact"/>
-      </w:pPr>
-      <w:r>
-        <w:t xml:space="preserve">Contributed to the breakdown of three sections of the company’s monolithic e-commerce application into microservices, enhancing system maintainability and scalability.</w:t>
-      </w:r>
-    </w:p>
-    <w:p>
-      <w:pPr>
-        <w:numPr>
-          <w:ilvl w:val="0"/>
-          <w:numId w:val="1006"/>
-        </w:numPr>
-        <w:pStyle w:val="Compact"/>
-      </w:pPr>
-      <w:r>
-        <w:t xml:space="preserve">Crafted and deployed microservices using .Net Core and DynamoDb through a CI/CD pipeline leveraging Jenkins, Docker, AWS, and Terraform.</w:t>
-      </w:r>
-    </w:p>
-    <w:p>
-      <w:pPr>
-        <w:numPr>
-          <w:ilvl w:val="0"/>
-          <w:numId w:val="1006"/>
-        </w:numPr>
-        <w:pStyle w:val="Compact"/>
-      </w:pPr>
-      <w:r>
-        <w:t xml:space="preserve">Authored and integrated front-end and back-end unit and integration tests into the CI/CD pipeline, ensuring robust and reliable software delivery.</w:t>
-      </w:r>
-    </w:p>
-    <w:p>
-      <w:pPr>
-        <w:numPr>
-          <w:ilvl w:val="0"/>
-          <w:numId w:val="1006"/>
-        </w:numPr>
-        <w:pStyle w:val="Compact"/>
-      </w:pPr>
-      <w:r>
-        <w:t xml:space="preserve">Seamlessly integrated a microservice with the RioSEO third-party API, automating a critical business process and resulting in annual savings of at least $50,000 through reduced manual data entry.</w:t>
-      </w:r>
-    </w:p>
-    <w:p>
-      <w:pPr>
-        <w:numPr>
-          <w:ilvl w:val="0"/>
-          <w:numId w:val="1006"/>
-        </w:numPr>
-        <w:pStyle w:val="Compact"/>
-      </w:pPr>
-      <w:r>
-        <w:t xml:space="preserve">Enhanced and maintained the company’s Component Library by adding and refactoring components using Vue.js and Bootstrap, promoting reusability and consistent UI/UX.</w:t>
-      </w:r>
-    </w:p>
-    <w:p>
-      <w:pPr>
-        <w:numPr>
-          <w:ilvl w:val="0"/>
-          <w:numId w:val="1006"/>
-        </w:numPr>
-        <w:pStyle w:val="Compact"/>
-      </w:pPr>
-      <w:r>
-        <w:t xml:space="preserve">Developed a MicroUI in Vue.js integrating with the Google Maps API, enabling it to be deployed as a CMS plugin via npm, improving content flexibility.</w:t>
-      </w:r>
-    </w:p>
-    <w:p>
-      <w:pPr>
-        <w:numPr>
-          <w:ilvl w:val="0"/>
-          <w:numId w:val="1006"/>
-        </w:numPr>
-        <w:pStyle w:val="Compact"/>
-      </w:pPr>
-      <w:r>
-        <w:t xml:space="preserve">Recognized for outstanding performance and contributions, leading to a promotion from Junior Software Engineer to Software Engineer.</w:t>
-      </w:r>
-    </w:p>
-    <w:bookmarkEnd w:id="32"/>
     <w:bookmarkEnd w:id="33"/>
     <w:bookmarkEnd w:id="34"/>
+    <w:bookmarkStart w:id="36" w:name="senior-application-engineer-hca"/>
+    <w:p>
+      <w:pPr>
+        <w:pStyle w:val="Heading3"/>
+      </w:pPr>
+      <w:r>
+        <w:t xml:space="preserve">Senior Application Engineer @ HCA</w:t>
+      </w:r>
+    </w:p>
+    <w:bookmarkStart w:id="35" w:name="april-2023-april-2024"/>
+    <w:p>
+      <w:pPr>
+        <w:pStyle w:val="Heading4"/>
+      </w:pPr>
+      <w:r>
+        <w:t xml:space="preserve">April 2023 – April 2024</w:t>
+      </w:r>
+    </w:p>
+    <w:p>
+      <w:pPr>
+        <w:numPr>
+          <w:ilvl w:val="0"/>
+          <w:numId w:val="1011"/>
+        </w:numPr>
+        <w:pStyle w:val="Compact"/>
+      </w:pPr>
+      <w:r>
+        <w:t xml:space="preserve">Researched, developed, documented and presented a proof-of-concept CI/CD pipeline for our applications that leveraged Docker, NGINX, Github Actions, Azure Container Registry and Azure Container Instances.</w:t>
+      </w:r>
+    </w:p>
+    <w:p>
+      <w:pPr>
+        <w:numPr>
+          <w:ilvl w:val="0"/>
+          <w:numId w:val="1011"/>
+        </w:numPr>
+        <w:pStyle w:val="Compact"/>
+      </w:pPr>
+      <w:r>
+        <w:t xml:space="preserve">Created a new framework for local development that simplifies and automates changing the application’s behavior based on configuration and environment.</w:t>
+      </w:r>
+    </w:p>
+    <w:p>
+      <w:pPr>
+        <w:numPr>
+          <w:ilvl w:val="0"/>
+          <w:numId w:val="1011"/>
+        </w:numPr>
+        <w:pStyle w:val="Compact"/>
+      </w:pPr>
+      <w:r>
+        <w:t xml:space="preserve">Led team through a successful application rewrite of a React dashboard. Designed new project architecture, delegated tasks among the team, and delivered the new and improved application on time.</w:t>
+      </w:r>
+    </w:p>
+    <w:p>
+      <w:pPr>
+        <w:numPr>
+          <w:ilvl w:val="0"/>
+          <w:numId w:val="1011"/>
+        </w:numPr>
+        <w:pStyle w:val="Compact"/>
+      </w:pPr>
+      <w:r>
+        <w:t xml:space="preserve">Managed project complexity and consistently switched between contexts as I was entrusted to contribute to 5 dashboards that covered 3 different initiatives.</w:t>
+      </w:r>
+    </w:p>
+    <w:p>
+      <w:pPr>
+        <w:numPr>
+          <w:ilvl w:val="0"/>
+          <w:numId w:val="1011"/>
+        </w:numPr>
+        <w:pStyle w:val="Compact"/>
+      </w:pPr>
+      <w:r>
+        <w:t xml:space="preserve">Integrated a new React homepage for employees with third-party services and APIs using the provided API Gateway created by Infor.</w:t>
+      </w:r>
+    </w:p>
+    <w:p>
+      <w:pPr>
+        <w:numPr>
+          <w:ilvl w:val="0"/>
+          <w:numId w:val="1011"/>
+        </w:numPr>
+        <w:pStyle w:val="Compact"/>
+      </w:pPr>
+      <w:r>
+        <w:t xml:space="preserve">Mentored and assisted junior developers with application development. Delegated tasks that suited their technical experience. Provided personal experience and code reviews to help develop growth and reinforce software best practices.</w:t>
+      </w:r>
+    </w:p>
     <w:bookmarkEnd w:id="35"/>
+    <w:bookmarkEnd w:id="36"/>
+    <w:bookmarkStart w:id="38" w:name="X9c87df2e422b3ca01cb756d3925636e3d937464"/>
+    <w:p>
+      <w:pPr>
+        <w:pStyle w:val="Heading3"/>
+      </w:pPr>
+      <w:r>
+        <w:t xml:space="preserve">Cloud Platform Engineer II @ Butterfly Network</w:t>
+      </w:r>
+    </w:p>
+    <w:bookmarkStart w:id="37" w:name="dec-2021-jan-2023"/>
+    <w:p>
+      <w:pPr>
+        <w:pStyle w:val="Heading4"/>
+      </w:pPr>
+      <w:r>
+        <w:t xml:space="preserve">Dec 2021 – Jan 2023</w:t>
+      </w:r>
+    </w:p>
+    <w:p>
+      <w:pPr>
+        <w:numPr>
+          <w:ilvl w:val="0"/>
+          <w:numId w:val="1012"/>
+        </w:numPr>
+        <w:pStyle w:val="Compact"/>
+      </w:pPr>
+      <w:r>
+        <w:t xml:space="preserve">Coordinated and led the architecting of a system-wide monitoring and alerting system, seamlessly integrating AWS Route 53 Health Checks with NewRelic and Opsgenie.</w:t>
+      </w:r>
+    </w:p>
+    <w:p>
+      <w:pPr>
+        <w:numPr>
+          <w:ilvl w:val="0"/>
+          <w:numId w:val="1012"/>
+        </w:numPr>
+        <w:pStyle w:val="Compact"/>
+      </w:pPr>
+      <w:r>
+        <w:t xml:space="preserve">Consulted with a separate team and implemented the deployment pipeline for a brand new mobile Proof of Concept (POC) onto an established Kubernetes architecture leveraging Helm, Github Actions, and Terraform.</w:t>
+      </w:r>
+    </w:p>
+    <w:p>
+      <w:pPr>
+        <w:numPr>
+          <w:ilvl w:val="0"/>
+          <w:numId w:val="1012"/>
+        </w:numPr>
+        <w:pStyle w:val="Compact"/>
+      </w:pPr>
+      <w:r>
+        <w:t xml:space="preserve">Successfully orchestrated the migration of an e-commerce front-end from a legacy AWS architecture to a modern setup, taking the lead in configuring and maintaining the front-end using Cloudfront.</w:t>
+      </w:r>
+    </w:p>
+    <w:p>
+      <w:pPr>
+        <w:numPr>
+          <w:ilvl w:val="0"/>
+          <w:numId w:val="1012"/>
+        </w:numPr>
+        <w:pStyle w:val="Compact"/>
+      </w:pPr>
+      <w:r>
+        <w:t xml:space="preserve">Managed and coordinated 20+ application deployments to staging and production environments using CircleCI.</w:t>
+      </w:r>
+    </w:p>
+    <w:p>
+      <w:pPr>
+        <w:numPr>
+          <w:ilvl w:val="0"/>
+          <w:numId w:val="1012"/>
+        </w:numPr>
+        <w:pStyle w:val="Compact"/>
+      </w:pPr>
+      <w:r>
+        <w:t xml:space="preserve">Led a dynamic team in a Hackathon, innovating, testing, and presenting metrics for a robust load testing framework employing Artillery.</w:t>
+      </w:r>
+    </w:p>
+    <w:p>
+      <w:pPr>
+        <w:numPr>
+          <w:ilvl w:val="0"/>
+          <w:numId w:val="1012"/>
+        </w:numPr>
+        <w:pStyle w:val="Compact"/>
+      </w:pPr>
+      <w:r>
+        <w:t xml:space="preserve">Diligently participated in a 24x7 on-call rotation, providing support to the newly instituted Kubernetes architecture while also maintaining the legacy architecture established on Aptible.</w:t>
+      </w:r>
+    </w:p>
+    <w:p>
+      <w:pPr>
+        <w:numPr>
+          <w:ilvl w:val="0"/>
+          <w:numId w:val="1012"/>
+        </w:numPr>
+        <w:pStyle w:val="Compact"/>
+      </w:pPr>
+      <w:r>
+        <w:t xml:space="preserve">Authored and presented several Architecture Design documents to a Design Review committee, ensuring alignment and approval before project execution.</w:t>
+      </w:r>
+    </w:p>
+    <w:bookmarkEnd w:id="37"/>
+    <w:bookmarkEnd w:id="38"/>
+    <w:bookmarkStart w:id="40" w:name="software-engineer-smiledirectclub"/>
+    <w:p>
+      <w:pPr>
+        <w:pStyle w:val="Heading3"/>
+      </w:pPr>
+      <w:r>
+        <w:t xml:space="preserve">Software Engineer @ SmileDirectClub</w:t>
+      </w:r>
+    </w:p>
+    <w:bookmarkStart w:id="39" w:name="march-2019-dec-2021"/>
+    <w:p>
+      <w:pPr>
+        <w:pStyle w:val="Heading4"/>
+      </w:pPr>
+      <w:r>
+        <w:t xml:space="preserve">March 2019 – Dec 2021</w:t>
+      </w:r>
+    </w:p>
+    <w:p>
+      <w:pPr>
+        <w:numPr>
+          <w:ilvl w:val="0"/>
+          <w:numId w:val="1013"/>
+        </w:numPr>
+        <w:pStyle w:val="Compact"/>
+      </w:pPr>
+      <w:r>
+        <w:t xml:space="preserve">Contributed to the breakdown of three sections of the company’s monolithic e-commerce application into microservices, enhancing system maintainability and scalability.</w:t>
+      </w:r>
+    </w:p>
+    <w:p>
+      <w:pPr>
+        <w:numPr>
+          <w:ilvl w:val="0"/>
+          <w:numId w:val="1013"/>
+        </w:numPr>
+        <w:pStyle w:val="Compact"/>
+      </w:pPr>
+      <w:r>
+        <w:t xml:space="preserve">Crafted and deployed microservices using .Net Core and DynamoDb through a CI/CD pipeline leveraging Jenkins, Docker, AWS, and Terraform.</w:t>
+      </w:r>
+    </w:p>
+    <w:p>
+      <w:pPr>
+        <w:numPr>
+          <w:ilvl w:val="0"/>
+          <w:numId w:val="1013"/>
+        </w:numPr>
+        <w:pStyle w:val="Compact"/>
+      </w:pPr>
+      <w:r>
+        <w:t xml:space="preserve">Authored and integrated front-end and back-end unit and integration tests into the CI/CD pipeline, ensuring robust and reliable software delivery.</w:t>
+      </w:r>
+    </w:p>
+    <w:p>
+      <w:pPr>
+        <w:numPr>
+          <w:ilvl w:val="0"/>
+          <w:numId w:val="1013"/>
+        </w:numPr>
+        <w:pStyle w:val="Compact"/>
+      </w:pPr>
+      <w:r>
+        <w:t xml:space="preserve">Seamlessly integrated a microservice with the RioSEO third-party API, automating a critical business process and resulting in annual savings of at least $50,000 through reduced manual data entry.</w:t>
+      </w:r>
+    </w:p>
+    <w:p>
+      <w:pPr>
+        <w:numPr>
+          <w:ilvl w:val="0"/>
+          <w:numId w:val="1013"/>
+        </w:numPr>
+        <w:pStyle w:val="Compact"/>
+      </w:pPr>
+      <w:r>
+        <w:t xml:space="preserve">Enhanced and maintained the company’s Component Library by adding and refactoring components using Vue.js and Bootstrap, promoting reusability and consistent UI/UX.</w:t>
+      </w:r>
+    </w:p>
+    <w:p>
+      <w:pPr>
+        <w:numPr>
+          <w:ilvl w:val="0"/>
+          <w:numId w:val="1013"/>
+        </w:numPr>
+        <w:pStyle w:val="Compact"/>
+      </w:pPr>
+      <w:r>
+        <w:t xml:space="preserve">Developed a MicroUI in Vue.js integrating with the Google Maps API, enabling it to be deployed as a CMS plugin via npm, improving content flexibility.</w:t>
+      </w:r>
+    </w:p>
+    <w:p>
+      <w:pPr>
+        <w:numPr>
+          <w:ilvl w:val="0"/>
+          <w:numId w:val="1013"/>
+        </w:numPr>
+        <w:pStyle w:val="Compact"/>
+      </w:pPr>
+      <w:r>
+        <w:t xml:space="preserve">Recognized for outstanding performance and contributions, leading to a promotion from Junior Software Engineer to Software Engineer.</w:t>
+      </w:r>
+    </w:p>
+    <w:bookmarkEnd w:id="39"/>
+    <w:bookmarkEnd w:id="40"/>
+    <w:bookmarkEnd w:id="41"/>
+    <w:bookmarkEnd w:id="42"/>
     <w:sectPr>
       <w:pgSz w:h="15840" w:orient="portrait" w:w="12240"/>
       <w:pgMar w:bottom="720" w:footer="0" w:header="720" w:left="720" w:right="720" w:top="720"/>
@@ -1484,6 +1512,27 @@
     <w:abstractNumId w:val="991"/>
   </w:num>
   <w:num w:numId="1006">
+    <w:abstractNumId w:val="991"/>
+  </w:num>
+  <w:num w:numId="1007">
+    <w:abstractNumId w:val="991"/>
+  </w:num>
+  <w:num w:numId="1008">
+    <w:abstractNumId w:val="991"/>
+  </w:num>
+  <w:num w:numId="1009">
+    <w:abstractNumId w:val="991"/>
+  </w:num>
+  <w:num w:numId="1010">
+    <w:abstractNumId w:val="991"/>
+  </w:num>
+  <w:num w:numId="1011">
+    <w:abstractNumId w:val="991"/>
+  </w:num>
+  <w:num w:numId="1012">
+    <w:abstractNumId w:val="991"/>
+  </w:num>
+  <w:num w:numId="1013">
     <w:abstractNumId w:val="991"/>
   </w:num>
 </w:numbering>
